--- a/thesis/003_ThesisProposal_Draft_019.docx
+++ b/thesis/003_ThesisProposal_Draft_019.docx
@@ -1004,7 +1004,7 @@
           <w:szCs w:val="22"/>
           <w:rtl w:val="0"/>
         </w:rPr>
-        <w:t>3. How does the adapted function scheme classify the retained hedges, and what does that distribution show about the scheme under the Working Test?</w:t>
+        <w:t>3. Among the hedging devices identified, what rhetorical functions do they serve?</w:t>
       </w:r>
       <w:r>
         <w:rPr>
